--- a/projectes/EAPC/EAPC-2026-53_AM_TIC/requeriment_150-2/07_EAPC_plantilla_disposicio_mitjans_L1_emplenada.docx
+++ b/projectes/EAPC/EAPC-2026-53_AM_TIC/requeriment_150-2/07_EAPC_plantilla_disposicio_mitjans_L1_emplenada.docx
@@ -447,24 +447,7 @@
           <w:snapToGrid w:val="0"/>
           <w:szCs w:val="22"/>
         </w:rPr>
-        <w:t xml:space="preserve">Rafael Cortés </w:t>
-      </w:r>
-      <w:r>
-        <w:rPr>
-          <w:rFonts w:cs="Arial"/>
-          <w:snapToGrid w:val="0"/>
-          <w:szCs w:val="22"/>
-          <w:highlight w:val="yellow"/>
-        </w:rPr>
-        <w:t xml:space="preserve">[Contreras]</w:t>
-      </w:r>
-      <w:r>
-        <w:rPr>
-          <w:rFonts w:cs="Arial"/>
-          <w:snapToGrid w:val="0"/>
-          <w:szCs w:val="22"/>
-        </w:rPr>
-        <w:t xml:space="preserve">, en nom i representació de MULTIMÈDIA TARRAGONA, SL</w:t>
+        <w:t xml:space="preserve">Rafael Cortés Contreras, en nom i representació de MULTIMÈDIA TARRAGONA, SL</w:t>
       </w:r>
     </w:p>
     <w:p>
